--- a/docs/8. ROTEIRO PARA RELATÓRIO DE PROJETO DE EXTENSÃO (grupo).docx
+++ b/docs/8. ROTEIRO PARA RELATÓRIO DE PROJETO DE EXTENSÃO (grupo).docx
@@ -53,20 +53,7 @@
                 <w:bdr w:val="none" w:sz="0" w:space="0" w:color="auto" w:frame="1"/>
                 <w:lang w:eastAsia="pt-BR"/>
               </w:rPr>
-              <w:t>O RELATÓRIO DO PROJETO DE EXTENSÃ</w:t>
-            </w:r>
-            <w:r>
-              <w:rPr>
-                <w:rFonts w:eastAsia="Times New Roman" w:cstheme="minorHAnsi"/>
-                <w:b/>
-                <w:bCs/>
-                <w:color w:val="000000"/>
-                <w:sz w:val="24"/>
-                <w:szCs w:val="24"/>
-                <w:bdr w:val="none" w:sz="0" w:space="0" w:color="auto" w:frame="1"/>
-                <w:lang w:eastAsia="pt-BR"/>
-              </w:rPr>
-              <w:t>O</w:t>
+              <w:t>O RELATÓRIO DO PROJETO DE EXTENSÃO</w:t>
             </w:r>
           </w:p>
         </w:tc>
@@ -491,14 +478,10 @@
           <w:placeholder>
             <w:docPart w:val="DefaultPlaceholder_-1854013440"/>
           </w:placeholder>
-          <w:showingPlcHdr/>
         </w:sdtPr>
         <w:sdtContent>
           <w:r>
-            <w:rPr>
-              <w:rStyle w:val="TextodoEspaoReservado"/>
-            </w:rPr>
-            <w:t>Clique ou toque aqui para inserir o texto.</w:t>
+            <w:t>40h</w:t>
           </w:r>
         </w:sdtContent>
       </w:sdt>
@@ -590,14 +573,10 @@
           <w:placeholder>
             <w:docPart w:val="DefaultPlaceholder_-1854013440"/>
           </w:placeholder>
-          <w:showingPlcHdr/>
         </w:sdtPr>
         <w:sdtContent>
           <w:r>
-            <w:rPr>
-              <w:rStyle w:val="TextodoEspaoReservado"/>
-            </w:rPr>
-            <w:t>Clique ou toque aqui para inserir o texto.</w:t>
+            <w:t>30</w:t>
           </w:r>
         </w:sdtContent>
       </w:sdt>
@@ -637,14 +616,10 @@
           <w:placeholder>
             <w:docPart w:val="DefaultPlaceholder_-1854013440"/>
           </w:placeholder>
-          <w:showingPlcHdr/>
         </w:sdtPr>
         <w:sdtContent>
           <w:r>
-            <w:rPr>
-              <w:rStyle w:val="TextodoEspaoReservado"/>
-            </w:rPr>
-            <w:t>Clique ou toque aqui para inserir o texto.</w:t>
+            <w:t>120</w:t>
           </w:r>
         </w:sdtContent>
       </w:sdt>
@@ -767,14 +742,16 @@
           <w:placeholder>
             <w:docPart w:val="DefaultPlaceholder_-1854013440"/>
           </w:placeholder>
-          <w:showingPlcHdr/>
         </w:sdtPr>
         <w:sdtContent>
           <w:r>
-            <w:rPr>
-              <w:rStyle w:val="TextodoEspaoReservado"/>
-            </w:rPr>
-            <w:t>Clique ou toque aqui para inserir o texto.</w:t>
+            <w:br/>
+          </w:r>
+          <w:r>
+            <w:br/>
+          </w:r>
+          <w:r>
+            <w:t>ODS 4 e ODS 10.</w:t>
           </w:r>
         </w:sdtContent>
       </w:sdt>
@@ -823,13 +800,7 @@
         <w:rPr>
           <w:rFonts w:ascii="Arial" w:hAnsi="Arial" w:cs="Arial"/>
         </w:rPr>
-        <w:t>(insumos utilizados na realização do projeto</w:t>
-      </w:r>
-      <w:r>
-        <w:rPr>
-          <w:rFonts w:ascii="Arial" w:hAnsi="Arial" w:cs="Arial"/>
-        </w:rPr>
-        <w:t>):</w:t>
+        <w:t>(insumos utilizados na realização do projeto):</w:t>
       </w:r>
       <w:r>
         <w:rPr>
@@ -850,14 +821,16 @@
           <w:placeholder>
             <w:docPart w:val="DefaultPlaceholder_-1854013440"/>
           </w:placeholder>
-          <w:showingPlcHdr/>
         </w:sdtPr>
         <w:sdtContent>
           <w:r>
-            <w:rPr>
-              <w:rStyle w:val="TextodoEspaoReservado"/>
-            </w:rPr>
-            <w:t>Clique ou toque aqui para inserir o texto.</w:t>
+            <w:br/>
+          </w:r>
+          <w:r>
+            <w:br/>
+          </w:r>
+          <w:r>
+            <w:t>Visita diagnóstica; levantamento de requisitos; modelagem e prototipação; desenvolvimento do front-end e back-end; implementação dos CRUDs; testes; apresentação à instituição. Materiais: notebooks, Node.js/Express, banco de dados, navegador, projetor.</w:t>
           </w:r>
         </w:sdtContent>
       </w:sdt>
@@ -921,14 +894,46 @@
           <w:placeholder>
             <w:docPart w:val="DefaultPlaceholder_-1854013440"/>
           </w:placeholder>
-          <w:showingPlcHdr/>
         </w:sdtPr>
         <w:sdtContent>
           <w:r>
-            <w:rPr>
-              <w:rStyle w:val="TextodoEspaoReservado"/>
-            </w:rPr>
-            <w:t>Clique ou toque aqui para inserir o texto.</w:t>
+            <w:br/>
+          </w:r>
+          <w:r>
+            <w:br/>
+          </w:r>
+          <w:r>
+            <w:t xml:space="preserve">As atividades começaram com a visita à instituição, em que a coordenação relatou que o controle das oficinas era feito em papel, gerando retrabalho e perda de informações. A partir desse diagnóstico, o grupo definiu os requisitos e dividiu as tarefas: </w:t>
+          </w:r>
+          <w:r>
+            <w:br/>
+          </w:r>
+          <w:r>
+            <w:br/>
+          </w:r>
+          <w:r>
+            <w:t>[X] cuidou do front-end,</w:t>
+          </w:r>
+          <w:r>
+            <w:br/>
+          </w:r>
+          <w:r>
+            <w:t xml:space="preserve">[Y] do back-end e da modelagem do banco, </w:t>
+          </w:r>
+          <w:r>
+            <w:br/>
+          </w:r>
+          <w:r>
+            <w:t>[Z] dos testes e da documentação.</w:t>
+          </w:r>
+          <w:r>
+            <w:br/>
+          </w:r>
+          <w:r>
+            <w:br/>
+          </w:r>
+          <w:r>
+            <w:t>O sistema ConectaIdade foi desenvolvido com as tecnologias da disciplina e apresentado à equipe, que validou a substituição das fichas de papel pela ferramenta digital.</w:t>
           </w:r>
         </w:sdtContent>
       </w:sdt>
@@ -992,14 +997,28 @@
           <w:placeholder>
             <w:docPart w:val="DefaultPlaceholder_-1854013440"/>
           </w:placeholder>
-          <w:showingPlcHdr/>
         </w:sdtPr>
         <w:sdtContent>
           <w:r>
-            <w:rPr>
-              <w:rStyle w:val="TextodoEspaoReservado"/>
-            </w:rPr>
-            <w:t>Clique ou toque aqui para inserir o texto.</w:t>
+            <w:br/>
+          </w:r>
+          <w:r>
+            <w:br/>
+          </w:r>
+          <w:r>
+            <w:t>O projeto contribuiu para o ODS 4 ao apoiar a continuidade das oficinas educativas e para o ODS 10 ao reduzir uma barreira de desigualdade</w:t>
+          </w:r>
+          <w:r>
+            <w:t xml:space="preserve">, </w:t>
+          </w:r>
+          <w:r>
+            <w:t>a exclusão digital da pessoa idosa</w:t>
+          </w:r>
+          <w:r>
+            <w:t>,</w:t>
+          </w:r>
+          <w:r>
+            <w:t xml:space="preserve"> facilitando a gestão e a permanência desse público nas atividades.</w:t>
           </w:r>
         </w:sdtContent>
       </w:sdt>
@@ -1059,14 +1078,13 @@
           <w:placeholder>
             <w:docPart w:val="DefaultPlaceholder_-1854013440"/>
           </w:placeholder>
-          <w:showingPlcHdr/>
         </w:sdtPr>
         <w:sdtContent>
           <w:r>
-            <w:rPr>
-              <w:rStyle w:val="TextodoEspaoReservado"/>
-            </w:rPr>
-            <w:t>Clique ou toque aqui para inserir o texto.</w:t>
+            <w:t>F</w:t>
+          </w:r>
+          <w:r>
+            <w:t>otos das visitas, link do vídeo de apresentação, capturas de tela do sistema, lista de presença.</w:t>
           </w:r>
         </w:sdtContent>
       </w:sdt>
@@ -1115,14 +1133,7 @@
         <w:rPr>
           <w:rFonts w:ascii="Arial" w:hAnsi="Arial" w:cs="Arial"/>
         </w:rPr>
-        <w:t xml:space="preserve">(pode ser em forma de texto, poesia, imagem, música, </w:t>
-      </w:r>
-      <w:proofErr w:type="gramStart"/>
-      <w:r>
-        <w:rPr>
-          <w:rFonts w:ascii="Arial" w:hAnsi="Arial" w:cs="Arial"/>
-        </w:rPr>
-        <w:t>foto</w:t>
+        <w:t>(pode ser em forma de texto, poesia, imagem, música, foto</w:t>
       </w:r>
       <w:r>
         <w:rPr>
@@ -1134,22 +1145,7 @@
         <w:rPr>
           <w:rFonts w:ascii="Arial" w:hAnsi="Arial" w:cs="Arial"/>
         </w:rPr>
-        <w:t xml:space="preserve"> </w:t>
-      </w:r>
-      <w:proofErr w:type="spellStart"/>
-      <w:r>
-        <w:rPr>
-          <w:rFonts w:ascii="Arial" w:hAnsi="Arial" w:cs="Arial"/>
-        </w:rPr>
-        <w:t>etc</w:t>
-      </w:r>
-      <w:proofErr w:type="spellEnd"/>
-      <w:proofErr w:type="gramEnd"/>
-      <w:r>
-        <w:rPr>
-          <w:rFonts w:ascii="Arial" w:hAnsi="Arial" w:cs="Arial"/>
-        </w:rPr>
-        <w:t>):</w:t>
+        <w:t xml:space="preserve"> etc):</w:t>
       </w:r>
       <w:r>
         <w:rPr>
@@ -1285,7 +1281,7 @@
         <w:noProof/>
         <w14:ligatures w14:val="standardContextual"/>
       </w:rPr>
-      <w:pict w14:anchorId="54C0E4E4">
+      <w:pict w14:anchorId="55666079">
         <v:shapetype id="_x0000_t75" coordsize="21600,21600" o:spt="75" o:preferrelative="t" path="m@4@5l@4@11@9@11@9@5xe" filled="f" stroked="f">
           <v:stroke joinstyle="miter"/>
           <v:formulas>
@@ -1305,7 +1301,7 @@
           <v:path o:extrusionok="f" gradientshapeok="t" o:connecttype="rect"/>
           <o:lock v:ext="edit" aspectratio="t"/>
         </v:shapetype>
-        <v:shape id="WordPictureWatermark84900266" o:spid="_x0000_s1041" type="#_x0000_t75" style="position:absolute;margin-left:0;margin-top:0;width:595.45pt;height:841.9pt;z-index:-251657216;mso-position-horizontal:center;mso-position-horizontal-relative:margin;mso-position-vertical:center;mso-position-vertical-relative:margin" o:allowincell="f">
+        <v:shape id="WordPictureWatermark84900266" o:spid="_x0000_s1027" type="#_x0000_t75" alt="" style="position:absolute;margin-left:0;margin-top:0;width:595.45pt;height:841.9pt;z-index:-251657216;mso-wrap-edited:f;mso-width-percent:0;mso-height-percent:0;mso-position-horizontal:center;mso-position-horizontal-relative:margin;mso-position-vertical:center;mso-position-vertical-relative:margin;mso-width-percent:0;mso-height-percent:0" o:allowincell="f">
           <v:imagedata r:id="rId1" o:title="TIMBRADO EXT2_Prancheta 1"/>
           <w10:wrap anchorx="margin" anchory="margin"/>
         </v:shape>
@@ -1326,7 +1322,7 @@
         <w:noProof/>
         <w14:ligatures w14:val="standardContextual"/>
       </w:rPr>
-      <w:pict w14:anchorId="07E44F6A">
+      <w:pict w14:anchorId="26DBBC7C">
         <v:shapetype id="_x0000_t75" coordsize="21600,21600" o:spt="75" o:preferrelative="t" path="m@4@5l@4@11@9@11@9@5xe" filled="f" stroked="f">
           <v:stroke joinstyle="miter"/>
           <v:formulas>
@@ -1346,7 +1342,7 @@
           <v:path o:extrusionok="f" gradientshapeok="t" o:connecttype="rect"/>
           <o:lock v:ext="edit" aspectratio="t"/>
         </v:shapetype>
-        <v:shape id="WordPictureWatermark84900267" o:spid="_x0000_s1042" type="#_x0000_t75" style="position:absolute;margin-left:0;margin-top:0;width:595.45pt;height:841.9pt;z-index:-251656192;mso-position-horizontal:center;mso-position-horizontal-relative:margin;mso-position-vertical:center;mso-position-vertical-relative:margin" o:allowincell="f">
+        <v:shape id="WordPictureWatermark84900267" o:spid="_x0000_s1026" type="#_x0000_t75" alt="" style="position:absolute;margin-left:0;margin-top:0;width:595.45pt;height:841.9pt;z-index:-251656192;mso-wrap-edited:f;mso-width-percent:0;mso-height-percent:0;mso-position-horizontal:center;mso-position-horizontal-relative:margin;mso-position-vertical:center;mso-position-vertical-relative:margin;mso-width-percent:0;mso-height-percent:0" o:allowincell="f">
           <v:imagedata r:id="rId1" o:title="TIMBRADO EXT2_Prancheta 1"/>
           <w10:wrap anchorx="margin" anchory="margin"/>
         </v:shape>
@@ -1367,7 +1363,7 @@
         <w:noProof/>
         <w14:ligatures w14:val="standardContextual"/>
       </w:rPr>
-      <w:pict w14:anchorId="1EDCAAB3">
+      <w:pict w14:anchorId="7BAECCF5">
         <v:shapetype id="_x0000_t75" coordsize="21600,21600" o:spt="75" o:preferrelative="t" path="m@4@5l@4@11@9@11@9@5xe" filled="f" stroked="f">
           <v:stroke joinstyle="miter"/>
           <v:formulas>
@@ -1387,7 +1383,7 @@
           <v:path o:extrusionok="f" gradientshapeok="t" o:connecttype="rect"/>
           <o:lock v:ext="edit" aspectratio="t"/>
         </v:shapetype>
-        <v:shape id="WordPictureWatermark84900265" o:spid="_x0000_s1040" type="#_x0000_t75" style="position:absolute;margin-left:0;margin-top:0;width:595.45pt;height:841.9pt;z-index:-251658240;mso-position-horizontal:center;mso-position-horizontal-relative:margin;mso-position-vertical:center;mso-position-vertical-relative:margin" o:allowincell="f">
+        <v:shape id="WordPictureWatermark84900265" o:spid="_x0000_s1025" type="#_x0000_t75" alt="" style="position:absolute;margin-left:0;margin-top:0;width:595.45pt;height:841.9pt;z-index:-251658240;mso-wrap-edited:f;mso-width-percent:0;mso-height-percent:0;mso-position-horizontal:center;mso-position-horizontal-relative:margin;mso-position-vertical:center;mso-position-vertical-relative:margin;mso-width-percent:0;mso-height-percent:0" o:allowincell="f">
           <v:imagedata r:id="rId1" o:title="TIMBRADO EXT2_Prancheta 1"/>
           <w10:wrap anchorx="margin" anchory="margin"/>
         </v:shape>
@@ -2262,7 +2258,6 @@
   <w:style w:type="character" w:default="1" w:styleId="Fontepargpadro">
     <w:name w:val="Default Paragraph Font"/>
     <w:uiPriority w:val="1"/>
-    <w:semiHidden/>
     <w:unhideWhenUsed/>
   </w:style>
   <w:style w:type="table" w:default="1" w:styleId="Tabelanormal">
@@ -2748,7 +2743,7 @@
     <w:charset w:val="00"/>
     <w:family w:val="swiss"/>
     <w:pitch w:val="variable"/>
-    <w:sig w:usb0="E4002EFF" w:usb1="C200247B" w:usb2="00000009" w:usb3="00000000" w:csb0="000001FF" w:csb1="00000000"/>
+    <w:sig w:usb0="E0002AFF" w:usb1="C000247B" w:usb2="00000009" w:usb3="00000000" w:csb0="000001FF" w:csb1="00000000"/>
   </w:font>
   <w:font w:name="Times New Roman">
     <w:panose1 w:val="02020603050405020304"/>
@@ -2758,12 +2753,14 @@
     <w:sig w:usb0="E0002EFF" w:usb1="C000785B" w:usb2="00000009" w:usb3="00000000" w:csb0="000001FF" w:csb1="00000000"/>
   </w:font>
   <w:font w:name="Aptos">
+    <w:panose1 w:val="020B0004020202020204"/>
     <w:charset w:val="00"/>
     <w:family w:val="swiss"/>
     <w:pitch w:val="variable"/>
     <w:sig w:usb0="20000287" w:usb1="00000003" w:usb2="00000000" w:usb3="00000000" w:csb0="0000019F" w:csb1="00000000"/>
   </w:font>
   <w:font w:name="Aptos Display">
+    <w:panose1 w:val="020B0004020202020204"/>
     <w:charset w:val="00"/>
     <w:family w:val="swiss"/>
     <w:pitch w:val="variable"/>
@@ -2774,7 +2771,7 @@
     <w:charset w:val="00"/>
     <w:family w:val="swiss"/>
     <w:pitch w:val="variable"/>
-    <w:sig w:usb0="E0002EFF" w:usb1="C000785B" w:usb2="00000009" w:usb3="00000000" w:csb0="000001FF" w:csb1="00000000"/>
+    <w:sig w:usb0="E0002AFF" w:usb1="C0007843" w:usb2="00000009" w:usb3="00000000" w:csb0="000001FF" w:csb1="00000000"/>
   </w:font>
 </w:fonts>
 </file>
@@ -2809,9 +2806,11 @@
     <w:rsid w:val="00AE180C"/>
     <w:rsid w:val="00B950F7"/>
     <w:rsid w:val="00C02162"/>
+    <w:rsid w:val="00C279D8"/>
     <w:rsid w:val="00C82A4E"/>
     <w:rsid w:val="00CA1817"/>
     <w:rsid w:val="00F1388A"/>
+    <w:rsid w:val="00F942C2"/>
   </w:rsids>
   <m:mathPr>
     <m:mathFont m:val="Cambria Math"/>
@@ -3272,10 +3271,6 @@
       <w:color w:val="666666"/>
     </w:rPr>
   </w:style>
-  <w:style w:type="paragraph" w:customStyle="1" w:styleId="6252ABBA4D5F403CA599409C3D312B3C">
-    <w:name w:val="6252ABBA4D5F403CA599409C3D312B3C"/>
-    <w:rsid w:val="00C02162"/>
-  </w:style>
 </w:styles>
 </file>
 
